--- a/manuscript/submission/table_2_statistical_tests.docx
+++ b/manuscript/submission/table_2_statistical_tests.docx
@@ -4,10 +4,14 @@
   <w:body>
     <w:p>
       <w:pPr>
-        <w:pStyle w:val="Title"/>
-        <w:spacing w:after="200"/>
+        <w:jc w:val="center"/>
       </w:pPr>
       <w:r>
+        <w:rPr>
+          <w:rFonts w:ascii="Times New Roman" w:hAnsi="Times New Roman"/>
+          <w:b/>
+          <w:sz w:val="22"/>
+        </w:rPr>
         <w:t>Table 2. Main paired statistical tests</w:t>
       </w:r>
     </w:p>
@@ -29,21 +33,24 @@
         <w:gridCol w:w="1818"/>
       </w:tblGrid>
       <w:tr>
+        <w:trPr>
+          <w:tblHeader w:val="true"/>
+        </w:trPr>
         <w:tc>
           <w:tcPr>
-            <w:tcW w:type="dxa" w:w="1656"/>
+            <w:tcW w:type="dxa" w:w="1818"/>
             <w:vAlign w:val="center"/>
             <w:shd w:fill="D9EAF7"/>
           </w:tcPr>
           <w:p>
             <w:pPr>
-              <w:spacing w:after="0"/>
+              <w:jc w:val="left"/>
             </w:pPr>
             <w:r>
               <w:rPr>
                 <w:rFonts w:ascii="Times New Roman" w:hAnsi="Times New Roman"/>
                 <w:b/>
-                <w:sz w:val="15"/>
+                <w:sz w:val="13"/>
               </w:rPr>
               <w:t>target</w:t>
             </w:r>
@@ -51,19 +58,19 @@
         </w:tc>
         <w:tc>
           <w:tcPr>
-            <w:tcW w:type="dxa" w:w="1656"/>
+            <w:tcW w:type="dxa" w:w="1818"/>
             <w:vAlign w:val="center"/>
             <w:shd w:fill="D9EAF7"/>
           </w:tcPr>
           <w:p>
             <w:pPr>
-              <w:spacing w:after="0"/>
+              <w:jc w:val="left"/>
             </w:pPr>
             <w:r>
               <w:rPr>
                 <w:rFonts w:ascii="Times New Roman" w:hAnsi="Times New Roman"/>
                 <w:b/>
-                <w:sz w:val="15"/>
+                <w:sz w:val="13"/>
               </w:rPr>
               <w:t>comparator</w:t>
             </w:r>
@@ -71,19 +78,19 @@
         </w:tc>
         <w:tc>
           <w:tcPr>
-            <w:tcW w:type="dxa" w:w="792"/>
+            <w:tcW w:type="dxa" w:w="1818"/>
             <w:vAlign w:val="center"/>
             <w:shd w:fill="D9EAF7"/>
           </w:tcPr>
           <w:p>
             <w:pPr>
-              <w:spacing w:after="0"/>
+              <w:jc w:val="left"/>
             </w:pPr>
             <w:r>
               <w:rPr>
                 <w:rFonts w:ascii="Times New Roman" w:hAnsi="Times New Roman"/>
                 <w:b/>
-                <w:sz w:val="15"/>
+                <w:sz w:val="13"/>
               </w:rPr>
               <w:t>metric</w:t>
             </w:r>
@@ -91,19 +98,19 @@
         </w:tc>
         <w:tc>
           <w:tcPr>
-            <w:tcW w:type="dxa" w:w="792"/>
+            <w:tcW w:type="dxa" w:w="1818"/>
             <w:vAlign w:val="center"/>
             <w:shd w:fill="D9EAF7"/>
           </w:tcPr>
           <w:p>
             <w:pPr>
-              <w:spacing w:after="0"/>
+              <w:jc w:val="left"/>
             </w:pPr>
             <w:r>
               <w:rPr>
                 <w:rFonts w:ascii="Times New Roman" w:hAnsi="Times New Roman"/>
                 <w:b/>
-                <w:sz w:val="15"/>
+                <w:sz w:val="13"/>
               </w:rPr>
               <w:t>n_pairs</w:t>
             </w:r>
@@ -111,19 +118,19 @@
         </w:tc>
         <w:tc>
           <w:tcPr>
-            <w:tcW w:type="dxa" w:w="1656"/>
+            <w:tcW w:type="dxa" w:w="1818"/>
             <w:vAlign w:val="center"/>
             <w:shd w:fill="D9EAF7"/>
           </w:tcPr>
           <w:p>
             <w:pPr>
-              <w:spacing w:after="0"/>
+              <w:jc w:val="left"/>
             </w:pPr>
             <w:r>
               <w:rPr>
                 <w:rFonts w:ascii="Times New Roman" w:hAnsi="Times New Roman"/>
                 <w:b/>
-                <w:sz w:val="15"/>
+                <w:sz w:val="13"/>
               </w:rPr>
               <w:t>mean_diff_target_minus_comparator</w:t>
             </w:r>
@@ -131,19 +138,19 @@
         </w:tc>
         <w:tc>
           <w:tcPr>
-            <w:tcW w:type="dxa" w:w="1512"/>
+            <w:tcW w:type="dxa" w:w="1818"/>
             <w:vAlign w:val="center"/>
             <w:shd w:fill="D9EAF7"/>
           </w:tcPr>
           <w:p>
             <w:pPr>
-              <w:spacing w:after="0"/>
+              <w:jc w:val="left"/>
             </w:pPr>
             <w:r>
               <w:rPr>
                 <w:rFonts w:ascii="Times New Roman" w:hAnsi="Times New Roman"/>
                 <w:b/>
-                <w:sz w:val="15"/>
+                <w:sz w:val="13"/>
               </w:rPr>
               <w:t>bootstrap_ci_low</w:t>
             </w:r>
@@ -151,19 +158,19 @@
         </w:tc>
         <w:tc>
           <w:tcPr>
-            <w:tcW w:type="dxa" w:w="1512"/>
+            <w:tcW w:type="dxa" w:w="1818"/>
             <w:vAlign w:val="center"/>
             <w:shd w:fill="D9EAF7"/>
           </w:tcPr>
           <w:p>
             <w:pPr>
-              <w:spacing w:after="0"/>
+              <w:jc w:val="left"/>
             </w:pPr>
             <w:r>
               <w:rPr>
                 <w:rFonts w:ascii="Times New Roman" w:hAnsi="Times New Roman"/>
                 <w:b/>
-                <w:sz w:val="15"/>
+                <w:sz w:val="13"/>
               </w:rPr>
               <w:t>bootstrap_ci_high</w:t>
             </w:r>
@@ -171,19 +178,19 @@
         </w:tc>
         <w:tc>
           <w:tcPr>
-            <w:tcW w:type="dxa" w:w="1152"/>
+            <w:tcW w:type="dxa" w:w="1818"/>
             <w:vAlign w:val="center"/>
             <w:shd w:fill="D9EAF7"/>
           </w:tcPr>
           <w:p>
             <w:pPr>
-              <w:spacing w:after="0"/>
+              <w:jc w:val="left"/>
             </w:pPr>
             <w:r>
               <w:rPr>
                 <w:rFonts w:ascii="Times New Roman" w:hAnsi="Times New Roman"/>
                 <w:b/>
-                <w:sz w:val="15"/>
+                <w:sz w:val="13"/>
               </w:rPr>
               <w:t>wilcoxon_p</w:t>
             </w:r>
@@ -193,17 +200,17 @@
       <w:tr>
         <w:tc>
           <w:tcPr>
-            <w:tcW w:type="dxa" w:w="1656"/>
+            <w:tcW w:type="dxa" w:w="1818"/>
             <w:vAlign w:val="center"/>
           </w:tcPr>
           <w:p>
             <w:pPr>
-              <w:spacing w:after="0"/>
+              <w:jc w:val="left"/>
             </w:pPr>
             <w:r>
               <w:rPr>
                 <w:rFonts w:ascii="Times New Roman" w:hAnsi="Times New Roman"/>
-                <w:sz w:val="15"/>
+                <w:sz w:val="13"/>
               </w:rPr>
               <w:t>quality_image_diverse</w:t>
             </w:r>
@@ -211,17 +218,17 @@
         </w:tc>
         <w:tc>
           <w:tcPr>
-            <w:tcW w:type="dxa" w:w="1656"/>
+            <w:tcW w:type="dxa" w:w="1818"/>
             <w:vAlign w:val="center"/>
           </w:tcPr>
           <w:p>
             <w:pPr>
-              <w:spacing w:after="0"/>
+              <w:jc w:val="left"/>
             </w:pPr>
             <w:r>
               <w:rPr>
                 <w:rFonts w:ascii="Times New Roman" w:hAnsi="Times New Roman"/>
-                <w:sz w:val="15"/>
+                <w:sz w:val="13"/>
               </w:rPr>
               <w:t>quality</w:t>
             </w:r>
@@ -229,17 +236,17 @@
         </w:tc>
         <w:tc>
           <w:tcPr>
-            <w:tcW w:type="dxa" w:w="792"/>
+            <w:tcW w:type="dxa" w:w="1818"/>
             <w:vAlign w:val="center"/>
           </w:tcPr>
           <w:p>
             <w:pPr>
-              <w:spacing w:after="0"/>
+              <w:jc w:val="left"/>
             </w:pPr>
             <w:r>
               <w:rPr>
                 <w:rFonts w:ascii="Times New Roman" w:hAnsi="Times New Roman"/>
-                <w:sz w:val="15"/>
+                <w:sz w:val="13"/>
               </w:rPr>
               <w:t>psnr</w:t>
             </w:r>
@@ -247,17 +254,17 @@
         </w:tc>
         <w:tc>
           <w:tcPr>
-            <w:tcW w:type="dxa" w:w="792"/>
+            <w:tcW w:type="dxa" w:w="1818"/>
             <w:vAlign w:val="center"/>
           </w:tcPr>
           <w:p>
             <w:pPr>
-              <w:spacing w:after="0"/>
+              <w:jc w:val="left"/>
             </w:pPr>
             <w:r>
               <w:rPr>
                 <w:rFonts w:ascii="Times New Roman" w:hAnsi="Times New Roman"/>
-                <w:sz w:val="15"/>
+                <w:sz w:val="13"/>
               </w:rPr>
               <w:t>480</w:t>
             </w:r>
@@ -265,17 +272,17 @@
         </w:tc>
         <w:tc>
           <w:tcPr>
-            <w:tcW w:type="dxa" w:w="1656"/>
+            <w:tcW w:type="dxa" w:w="1818"/>
             <w:vAlign w:val="center"/>
           </w:tcPr>
           <w:p>
             <w:pPr>
-              <w:spacing w:after="0"/>
+              <w:jc w:val="left"/>
             </w:pPr>
             <w:r>
               <w:rPr>
                 <w:rFonts w:ascii="Times New Roman" w:hAnsi="Times New Roman"/>
-                <w:sz w:val="15"/>
+                <w:sz w:val="13"/>
               </w:rPr>
               <w:t>1.134</w:t>
             </w:r>
@@ -283,17 +290,17 @@
         </w:tc>
         <w:tc>
           <w:tcPr>
-            <w:tcW w:type="dxa" w:w="1512"/>
+            <w:tcW w:type="dxa" w:w="1818"/>
             <w:vAlign w:val="center"/>
           </w:tcPr>
           <w:p>
             <w:pPr>
-              <w:spacing w:after="0"/>
+              <w:jc w:val="left"/>
             </w:pPr>
             <w:r>
               <w:rPr>
                 <w:rFonts w:ascii="Times New Roman" w:hAnsi="Times New Roman"/>
-                <w:sz w:val="15"/>
+                <w:sz w:val="13"/>
               </w:rPr>
               <w:t>0.8663</w:t>
             </w:r>
@@ -301,17 +308,17 @@
         </w:tc>
         <w:tc>
           <w:tcPr>
-            <w:tcW w:type="dxa" w:w="1512"/>
+            <w:tcW w:type="dxa" w:w="1818"/>
             <w:vAlign w:val="center"/>
           </w:tcPr>
           <w:p>
             <w:pPr>
-              <w:spacing w:after="0"/>
+              <w:jc w:val="left"/>
             </w:pPr>
             <w:r>
               <w:rPr>
                 <w:rFonts w:ascii="Times New Roman" w:hAnsi="Times New Roman"/>
-                <w:sz w:val="15"/>
+                <w:sz w:val="13"/>
               </w:rPr>
               <w:t>1.406</w:t>
             </w:r>
@@ -319,17 +326,17 @@
         </w:tc>
         <w:tc>
           <w:tcPr>
-            <w:tcW w:type="dxa" w:w="1152"/>
+            <w:tcW w:type="dxa" w:w="1818"/>
             <w:vAlign w:val="center"/>
           </w:tcPr>
           <w:p>
             <w:pPr>
-              <w:spacing w:after="0"/>
+              <w:jc w:val="left"/>
             </w:pPr>
             <w:r>
               <w:rPr>
                 <w:rFonts w:ascii="Times New Roman" w:hAnsi="Times New Roman"/>
-                <w:sz w:val="15"/>
+                <w:sz w:val="13"/>
               </w:rPr>
               <w:t>1.643e-14</w:t>
             </w:r>
@@ -339,17 +346,17 @@
       <w:tr>
         <w:tc>
           <w:tcPr>
-            <w:tcW w:type="dxa" w:w="1656"/>
+            <w:tcW w:type="dxa" w:w="1818"/>
             <w:vAlign w:val="center"/>
           </w:tcPr>
           <w:p>
             <w:pPr>
-              <w:spacing w:after="0"/>
+              <w:jc w:val="left"/>
             </w:pPr>
             <w:r>
               <w:rPr>
                 <w:rFonts w:ascii="Times New Roman" w:hAnsi="Times New Roman"/>
-                <w:sz w:val="15"/>
+                <w:sz w:val="13"/>
               </w:rPr>
               <w:t>quality_image_diverse</w:t>
             </w:r>
@@ -357,17 +364,17 @@
         </w:tc>
         <w:tc>
           <w:tcPr>
-            <w:tcW w:type="dxa" w:w="1656"/>
+            <w:tcW w:type="dxa" w:w="1818"/>
             <w:vAlign w:val="center"/>
           </w:tcPr>
           <w:p>
             <w:pPr>
-              <w:spacing w:after="0"/>
+              <w:jc w:val="left"/>
             </w:pPr>
             <w:r>
               <w:rPr>
                 <w:rFonts w:ascii="Times New Roman" w:hAnsi="Times New Roman"/>
-                <w:sz w:val="15"/>
+                <w:sz w:val="13"/>
               </w:rPr>
               <w:t>quality</w:t>
             </w:r>
@@ -375,17 +382,17 @@
         </w:tc>
         <w:tc>
           <w:tcPr>
-            <w:tcW w:type="dxa" w:w="792"/>
+            <w:tcW w:type="dxa" w:w="1818"/>
             <w:vAlign w:val="center"/>
           </w:tcPr>
           <w:p>
             <w:pPr>
-              <w:spacing w:after="0"/>
+              <w:jc w:val="left"/>
             </w:pPr>
             <w:r>
               <w:rPr>
                 <w:rFonts w:ascii="Times New Roman" w:hAnsi="Times New Roman"/>
-                <w:sz w:val="15"/>
+                <w:sz w:val="13"/>
               </w:rPr>
               <w:t>ssim</w:t>
             </w:r>
@@ -393,17 +400,17 @@
         </w:tc>
         <w:tc>
           <w:tcPr>
-            <w:tcW w:type="dxa" w:w="792"/>
+            <w:tcW w:type="dxa" w:w="1818"/>
             <w:vAlign w:val="center"/>
           </w:tcPr>
           <w:p>
             <w:pPr>
-              <w:spacing w:after="0"/>
+              <w:jc w:val="left"/>
             </w:pPr>
             <w:r>
               <w:rPr>
                 <w:rFonts w:ascii="Times New Roman" w:hAnsi="Times New Roman"/>
-                <w:sz w:val="15"/>
+                <w:sz w:val="13"/>
               </w:rPr>
               <w:t>480</w:t>
             </w:r>
@@ -411,17 +418,17 @@
         </w:tc>
         <w:tc>
           <w:tcPr>
-            <w:tcW w:type="dxa" w:w="1656"/>
+            <w:tcW w:type="dxa" w:w="1818"/>
             <w:vAlign w:val="center"/>
           </w:tcPr>
           <w:p>
             <w:pPr>
-              <w:spacing w:after="0"/>
+              <w:jc w:val="left"/>
             </w:pPr>
             <w:r>
               <w:rPr>
                 <w:rFonts w:ascii="Times New Roman" w:hAnsi="Times New Roman"/>
-                <w:sz w:val="15"/>
+                <w:sz w:val="13"/>
               </w:rPr>
               <w:t>0.066</w:t>
             </w:r>
@@ -429,17 +436,17 @@
         </w:tc>
         <w:tc>
           <w:tcPr>
-            <w:tcW w:type="dxa" w:w="1512"/>
+            <w:tcW w:type="dxa" w:w="1818"/>
             <w:vAlign w:val="center"/>
           </w:tcPr>
           <w:p>
             <w:pPr>
-              <w:spacing w:after="0"/>
+              <w:jc w:val="left"/>
             </w:pPr>
             <w:r>
               <w:rPr>
                 <w:rFonts w:ascii="Times New Roman" w:hAnsi="Times New Roman"/>
-                <w:sz w:val="15"/>
+                <w:sz w:val="13"/>
               </w:rPr>
               <w:t>0.05206</w:t>
             </w:r>
@@ -447,17 +454,17 @@
         </w:tc>
         <w:tc>
           <w:tcPr>
-            <w:tcW w:type="dxa" w:w="1512"/>
+            <w:tcW w:type="dxa" w:w="1818"/>
             <w:vAlign w:val="center"/>
           </w:tcPr>
           <w:p>
             <w:pPr>
-              <w:spacing w:after="0"/>
+              <w:jc w:val="left"/>
             </w:pPr>
             <w:r>
               <w:rPr>
                 <w:rFonts w:ascii="Times New Roman" w:hAnsi="Times New Roman"/>
-                <w:sz w:val="15"/>
+                <w:sz w:val="13"/>
               </w:rPr>
               <w:t>0.08028</w:t>
             </w:r>
@@ -465,17 +472,17 @@
         </w:tc>
         <w:tc>
           <w:tcPr>
-            <w:tcW w:type="dxa" w:w="1152"/>
+            <w:tcW w:type="dxa" w:w="1818"/>
             <w:vAlign w:val="center"/>
           </w:tcPr>
           <w:p>
             <w:pPr>
-              <w:spacing w:after="0"/>
+              <w:jc w:val="left"/>
             </w:pPr>
             <w:r>
               <w:rPr>
                 <w:rFonts w:ascii="Times New Roman" w:hAnsi="Times New Roman"/>
-                <w:sz w:val="15"/>
+                <w:sz w:val="13"/>
               </w:rPr>
               <w:t>1.265e-15</w:t>
             </w:r>
@@ -485,17 +492,17 @@
       <w:tr>
         <w:tc>
           <w:tcPr>
-            <w:tcW w:type="dxa" w:w="1656"/>
+            <w:tcW w:type="dxa" w:w="1818"/>
             <w:vAlign w:val="center"/>
           </w:tcPr>
           <w:p>
             <w:pPr>
-              <w:spacing w:after="0"/>
+              <w:jc w:val="left"/>
             </w:pPr>
             <w:r>
               <w:rPr>
                 <w:rFonts w:ascii="Times New Roman" w:hAnsi="Times New Roman"/>
-                <w:sz w:val="15"/>
+                <w:sz w:val="13"/>
               </w:rPr>
               <w:t>quality_image_diverse</w:t>
             </w:r>
@@ -503,17 +510,17 @@
         </w:tc>
         <w:tc>
           <w:tcPr>
-            <w:tcW w:type="dxa" w:w="1656"/>
+            <w:tcW w:type="dxa" w:w="1818"/>
             <w:vAlign w:val="center"/>
           </w:tcPr>
           <w:p>
             <w:pPr>
-              <w:spacing w:after="0"/>
+              <w:jc w:val="left"/>
             </w:pPr>
             <w:r>
               <w:rPr>
                 <w:rFonts w:ascii="Times New Roman" w:hAnsi="Times New Roman"/>
-                <w:sz w:val="15"/>
+                <w:sz w:val="13"/>
               </w:rPr>
               <w:t>quality</w:t>
             </w:r>
@@ -521,17 +528,17 @@
         </w:tc>
         <w:tc>
           <w:tcPr>
-            <w:tcW w:type="dxa" w:w="792"/>
+            <w:tcW w:type="dxa" w:w="1818"/>
             <w:vAlign w:val="center"/>
           </w:tcPr>
           <w:p>
             <w:pPr>
-              <w:spacing w:after="0"/>
+              <w:jc w:val="left"/>
             </w:pPr>
             <w:r>
               <w:rPr>
                 <w:rFonts w:ascii="Times New Roman" w:hAnsi="Times New Roman"/>
-                <w:sz w:val="15"/>
+                <w:sz w:val="13"/>
               </w:rPr>
               <w:t>lpips</w:t>
             </w:r>
@@ -539,17 +546,17 @@
         </w:tc>
         <w:tc>
           <w:tcPr>
-            <w:tcW w:type="dxa" w:w="792"/>
+            <w:tcW w:type="dxa" w:w="1818"/>
             <w:vAlign w:val="center"/>
           </w:tcPr>
           <w:p>
             <w:pPr>
-              <w:spacing w:after="0"/>
+              <w:jc w:val="left"/>
             </w:pPr>
             <w:r>
               <w:rPr>
                 <w:rFonts w:ascii="Times New Roman" w:hAnsi="Times New Roman"/>
-                <w:sz w:val="15"/>
+                <w:sz w:val="13"/>
               </w:rPr>
               <w:t>480</w:t>
             </w:r>
@@ -557,17 +564,17 @@
         </w:tc>
         <w:tc>
           <w:tcPr>
-            <w:tcW w:type="dxa" w:w="1656"/>
+            <w:tcW w:type="dxa" w:w="1818"/>
             <w:vAlign w:val="center"/>
           </w:tcPr>
           <w:p>
             <w:pPr>
-              <w:spacing w:after="0"/>
+              <w:jc w:val="left"/>
             </w:pPr>
             <w:r>
               <w:rPr>
                 <w:rFonts w:ascii="Times New Roman" w:hAnsi="Times New Roman"/>
-                <w:sz w:val="15"/>
+                <w:sz w:val="13"/>
               </w:rPr>
               <w:t>-0.04235</w:t>
             </w:r>
@@ -575,17 +582,17 @@
         </w:tc>
         <w:tc>
           <w:tcPr>
-            <w:tcW w:type="dxa" w:w="1512"/>
+            <w:tcW w:type="dxa" w:w="1818"/>
             <w:vAlign w:val="center"/>
           </w:tcPr>
           <w:p>
             <w:pPr>
-              <w:spacing w:after="0"/>
+              <w:jc w:val="left"/>
             </w:pPr>
             <w:r>
               <w:rPr>
                 <w:rFonts w:ascii="Times New Roman" w:hAnsi="Times New Roman"/>
-                <w:sz w:val="15"/>
+                <w:sz w:val="13"/>
               </w:rPr>
               <w:t>-0.05104</w:t>
             </w:r>
@@ -593,17 +600,17 @@
         </w:tc>
         <w:tc>
           <w:tcPr>
-            <w:tcW w:type="dxa" w:w="1512"/>
+            <w:tcW w:type="dxa" w:w="1818"/>
             <w:vAlign w:val="center"/>
           </w:tcPr>
           <w:p>
             <w:pPr>
-              <w:spacing w:after="0"/>
+              <w:jc w:val="left"/>
             </w:pPr>
             <w:r>
               <w:rPr>
                 <w:rFonts w:ascii="Times New Roman" w:hAnsi="Times New Roman"/>
-                <w:sz w:val="15"/>
+                <w:sz w:val="13"/>
               </w:rPr>
               <w:t>-0.03385</w:t>
             </w:r>
@@ -611,17 +618,17 @@
         </w:tc>
         <w:tc>
           <w:tcPr>
-            <w:tcW w:type="dxa" w:w="1152"/>
+            <w:tcW w:type="dxa" w:w="1818"/>
             <w:vAlign w:val="center"/>
           </w:tcPr>
           <w:p>
             <w:pPr>
-              <w:spacing w:after="0"/>
+              <w:jc w:val="left"/>
             </w:pPr>
             <w:r>
               <w:rPr>
                 <w:rFonts w:ascii="Times New Roman" w:hAnsi="Times New Roman"/>
-                <w:sz w:val="15"/>
+                <w:sz w:val="13"/>
               </w:rPr>
               <w:t>3.48e-18</w:t>
             </w:r>
@@ -631,17 +638,17 @@
       <w:tr>
         <w:tc>
           <w:tcPr>
-            <w:tcW w:type="dxa" w:w="1656"/>
+            <w:tcW w:type="dxa" w:w="1818"/>
             <w:vAlign w:val="center"/>
           </w:tcPr>
           <w:p>
             <w:pPr>
-              <w:spacing w:after="0"/>
+              <w:jc w:val="left"/>
             </w:pPr>
             <w:r>
               <w:rPr>
                 <w:rFonts w:ascii="Times New Roman" w:hAnsi="Times New Roman"/>
-                <w:sz w:val="15"/>
+                <w:sz w:val="13"/>
               </w:rPr>
               <w:t>quality_image_diverse</w:t>
             </w:r>
@@ -649,17 +656,17 @@
         </w:tc>
         <w:tc>
           <w:tcPr>
-            <w:tcW w:type="dxa" w:w="1656"/>
+            <w:tcW w:type="dxa" w:w="1818"/>
             <w:vAlign w:val="center"/>
           </w:tcPr>
           <w:p>
             <w:pPr>
-              <w:spacing w:after="0"/>
+              <w:jc w:val="left"/>
             </w:pPr>
             <w:r>
               <w:rPr>
                 <w:rFonts w:ascii="Times New Roman" w:hAnsi="Times New Roman"/>
-                <w:sz w:val="15"/>
+                <w:sz w:val="13"/>
               </w:rPr>
               <w:t>quality_diverse</w:t>
             </w:r>
@@ -667,17 +674,17 @@
         </w:tc>
         <w:tc>
           <w:tcPr>
-            <w:tcW w:type="dxa" w:w="792"/>
+            <w:tcW w:type="dxa" w:w="1818"/>
             <w:vAlign w:val="center"/>
           </w:tcPr>
           <w:p>
             <w:pPr>
-              <w:spacing w:after="0"/>
+              <w:jc w:val="left"/>
             </w:pPr>
             <w:r>
               <w:rPr>
                 <w:rFonts w:ascii="Times New Roman" w:hAnsi="Times New Roman"/>
-                <w:sz w:val="15"/>
+                <w:sz w:val="13"/>
               </w:rPr>
               <w:t>psnr</w:t>
             </w:r>
@@ -685,17 +692,17 @@
         </w:tc>
         <w:tc>
           <w:tcPr>
-            <w:tcW w:type="dxa" w:w="792"/>
+            <w:tcW w:type="dxa" w:w="1818"/>
             <w:vAlign w:val="center"/>
           </w:tcPr>
           <w:p>
             <w:pPr>
-              <w:spacing w:after="0"/>
+              <w:jc w:val="left"/>
             </w:pPr>
             <w:r>
               <w:rPr>
                 <w:rFonts w:ascii="Times New Roman" w:hAnsi="Times New Roman"/>
-                <w:sz w:val="15"/>
+                <w:sz w:val="13"/>
               </w:rPr>
               <w:t>480</w:t>
             </w:r>
@@ -703,17 +710,17 @@
         </w:tc>
         <w:tc>
           <w:tcPr>
-            <w:tcW w:type="dxa" w:w="1656"/>
+            <w:tcW w:type="dxa" w:w="1818"/>
             <w:vAlign w:val="center"/>
           </w:tcPr>
           <w:p>
             <w:pPr>
-              <w:spacing w:after="0"/>
+              <w:jc w:val="left"/>
             </w:pPr>
             <w:r>
               <w:rPr>
                 <w:rFonts w:ascii="Times New Roman" w:hAnsi="Times New Roman"/>
-                <w:sz w:val="15"/>
+                <w:sz w:val="13"/>
               </w:rPr>
               <w:t>-1.634</w:t>
             </w:r>
@@ -721,17 +728,17 @@
         </w:tc>
         <w:tc>
           <w:tcPr>
-            <w:tcW w:type="dxa" w:w="1512"/>
+            <w:tcW w:type="dxa" w:w="1818"/>
             <w:vAlign w:val="center"/>
           </w:tcPr>
           <w:p>
             <w:pPr>
-              <w:spacing w:after="0"/>
+              <w:jc w:val="left"/>
             </w:pPr>
             <w:r>
               <w:rPr>
                 <w:rFonts w:ascii="Times New Roman" w:hAnsi="Times New Roman"/>
-                <w:sz w:val="15"/>
+                <w:sz w:val="13"/>
               </w:rPr>
               <w:t>-1.909</w:t>
             </w:r>
@@ -739,17 +746,17 @@
         </w:tc>
         <w:tc>
           <w:tcPr>
-            <w:tcW w:type="dxa" w:w="1512"/>
+            <w:tcW w:type="dxa" w:w="1818"/>
             <w:vAlign w:val="center"/>
           </w:tcPr>
           <w:p>
             <w:pPr>
-              <w:spacing w:after="0"/>
+              <w:jc w:val="left"/>
             </w:pPr>
             <w:r>
               <w:rPr>
                 <w:rFonts w:ascii="Times New Roman" w:hAnsi="Times New Roman"/>
-                <w:sz w:val="15"/>
+                <w:sz w:val="13"/>
               </w:rPr>
               <w:t>-1.353</w:t>
             </w:r>
@@ -757,17 +764,17 @@
         </w:tc>
         <w:tc>
           <w:tcPr>
-            <w:tcW w:type="dxa" w:w="1152"/>
+            <w:tcW w:type="dxa" w:w="1818"/>
             <w:vAlign w:val="center"/>
           </w:tcPr>
           <w:p>
             <w:pPr>
-              <w:spacing w:after="0"/>
+              <w:jc w:val="left"/>
             </w:pPr>
             <w:r>
               <w:rPr>
                 <w:rFonts w:ascii="Times New Roman" w:hAnsi="Times New Roman"/>
-                <w:sz w:val="15"/>
+                <w:sz w:val="13"/>
               </w:rPr>
               <w:t>1.395e-24</w:t>
             </w:r>
@@ -777,17 +784,17 @@
       <w:tr>
         <w:tc>
           <w:tcPr>
-            <w:tcW w:type="dxa" w:w="1656"/>
+            <w:tcW w:type="dxa" w:w="1818"/>
             <w:vAlign w:val="center"/>
           </w:tcPr>
           <w:p>
             <w:pPr>
-              <w:spacing w:after="0"/>
+              <w:jc w:val="left"/>
             </w:pPr>
             <w:r>
               <w:rPr>
                 <w:rFonts w:ascii="Times New Roman" w:hAnsi="Times New Roman"/>
-                <w:sz w:val="15"/>
+                <w:sz w:val="13"/>
               </w:rPr>
               <w:t>quality_image_diverse</w:t>
             </w:r>
@@ -795,17 +802,17 @@
         </w:tc>
         <w:tc>
           <w:tcPr>
-            <w:tcW w:type="dxa" w:w="1656"/>
+            <w:tcW w:type="dxa" w:w="1818"/>
             <w:vAlign w:val="center"/>
           </w:tcPr>
           <w:p>
             <w:pPr>
-              <w:spacing w:after="0"/>
+              <w:jc w:val="left"/>
             </w:pPr>
             <w:r>
               <w:rPr>
                 <w:rFonts w:ascii="Times New Roman" w:hAnsi="Times New Roman"/>
-                <w:sz w:val="15"/>
+                <w:sz w:val="13"/>
               </w:rPr>
               <w:t>quality_diverse</w:t>
             </w:r>
@@ -813,17 +820,17 @@
         </w:tc>
         <w:tc>
           <w:tcPr>
-            <w:tcW w:type="dxa" w:w="792"/>
+            <w:tcW w:type="dxa" w:w="1818"/>
             <w:vAlign w:val="center"/>
           </w:tcPr>
           <w:p>
             <w:pPr>
-              <w:spacing w:after="0"/>
+              <w:jc w:val="left"/>
             </w:pPr>
             <w:r>
               <w:rPr>
                 <w:rFonts w:ascii="Times New Roman" w:hAnsi="Times New Roman"/>
-                <w:sz w:val="15"/>
+                <w:sz w:val="13"/>
               </w:rPr>
               <w:t>ssim</w:t>
             </w:r>
@@ -831,17 +838,17 @@
         </w:tc>
         <w:tc>
           <w:tcPr>
-            <w:tcW w:type="dxa" w:w="792"/>
+            <w:tcW w:type="dxa" w:w="1818"/>
             <w:vAlign w:val="center"/>
           </w:tcPr>
           <w:p>
             <w:pPr>
-              <w:spacing w:after="0"/>
+              <w:jc w:val="left"/>
             </w:pPr>
             <w:r>
               <w:rPr>
                 <w:rFonts w:ascii="Times New Roman" w:hAnsi="Times New Roman"/>
-                <w:sz w:val="15"/>
+                <w:sz w:val="13"/>
               </w:rPr>
               <w:t>480</w:t>
             </w:r>
@@ -849,17 +856,17 @@
         </w:tc>
         <w:tc>
           <w:tcPr>
-            <w:tcW w:type="dxa" w:w="1656"/>
+            <w:tcW w:type="dxa" w:w="1818"/>
             <w:vAlign w:val="center"/>
           </w:tcPr>
           <w:p>
             <w:pPr>
-              <w:spacing w:after="0"/>
+              <w:jc w:val="left"/>
             </w:pPr>
             <w:r>
               <w:rPr>
                 <w:rFonts w:ascii="Times New Roman" w:hAnsi="Times New Roman"/>
-                <w:sz w:val="15"/>
+                <w:sz w:val="13"/>
               </w:rPr>
               <w:t>-0.06029</w:t>
             </w:r>
@@ -867,17 +874,17 @@
         </w:tc>
         <w:tc>
           <w:tcPr>
-            <w:tcW w:type="dxa" w:w="1512"/>
+            <w:tcW w:type="dxa" w:w="1818"/>
             <w:vAlign w:val="center"/>
           </w:tcPr>
           <w:p>
             <w:pPr>
-              <w:spacing w:after="0"/>
+              <w:jc w:val="left"/>
             </w:pPr>
             <w:r>
               <w:rPr>
                 <w:rFonts w:ascii="Times New Roman" w:hAnsi="Times New Roman"/>
-                <w:sz w:val="15"/>
+                <w:sz w:val="13"/>
               </w:rPr>
               <w:t>-0.07457</w:t>
             </w:r>
@@ -885,17 +892,17 @@
         </w:tc>
         <w:tc>
           <w:tcPr>
-            <w:tcW w:type="dxa" w:w="1512"/>
+            <w:tcW w:type="dxa" w:w="1818"/>
             <w:vAlign w:val="center"/>
           </w:tcPr>
           <w:p>
             <w:pPr>
-              <w:spacing w:after="0"/>
+              <w:jc w:val="left"/>
             </w:pPr>
             <w:r>
               <w:rPr>
                 <w:rFonts w:ascii="Times New Roman" w:hAnsi="Times New Roman"/>
-                <w:sz w:val="15"/>
+                <w:sz w:val="13"/>
               </w:rPr>
               <w:t>-0.04547</w:t>
             </w:r>
@@ -903,17 +910,17 @@
         </w:tc>
         <w:tc>
           <w:tcPr>
-            <w:tcW w:type="dxa" w:w="1152"/>
+            <w:tcW w:type="dxa" w:w="1818"/>
             <w:vAlign w:val="center"/>
           </w:tcPr>
           <w:p>
             <w:pPr>
-              <w:spacing w:after="0"/>
+              <w:jc w:val="left"/>
             </w:pPr>
             <w:r>
               <w:rPr>
                 <w:rFonts w:ascii="Times New Roman" w:hAnsi="Times New Roman"/>
-                <w:sz w:val="15"/>
+                <w:sz w:val="13"/>
               </w:rPr>
               <w:t>3.329e-14</w:t>
             </w:r>
@@ -923,17 +930,17 @@
       <w:tr>
         <w:tc>
           <w:tcPr>
-            <w:tcW w:type="dxa" w:w="1656"/>
+            <w:tcW w:type="dxa" w:w="1818"/>
             <w:vAlign w:val="center"/>
           </w:tcPr>
           <w:p>
             <w:pPr>
-              <w:spacing w:after="0"/>
+              <w:jc w:val="left"/>
             </w:pPr>
             <w:r>
               <w:rPr>
                 <w:rFonts w:ascii="Times New Roman" w:hAnsi="Times New Roman"/>
-                <w:sz w:val="15"/>
+                <w:sz w:val="13"/>
               </w:rPr>
               <w:t>quality_image_diverse</w:t>
             </w:r>
@@ -941,17 +948,17 @@
         </w:tc>
         <w:tc>
           <w:tcPr>
-            <w:tcW w:type="dxa" w:w="1656"/>
+            <w:tcW w:type="dxa" w:w="1818"/>
             <w:vAlign w:val="center"/>
           </w:tcPr>
           <w:p>
             <w:pPr>
-              <w:spacing w:after="0"/>
+              <w:jc w:val="left"/>
             </w:pPr>
             <w:r>
               <w:rPr>
                 <w:rFonts w:ascii="Times New Roman" w:hAnsi="Times New Roman"/>
-                <w:sz w:val="15"/>
+                <w:sz w:val="13"/>
               </w:rPr>
               <w:t>quality_diverse</w:t>
             </w:r>
@@ -959,17 +966,17 @@
         </w:tc>
         <w:tc>
           <w:tcPr>
-            <w:tcW w:type="dxa" w:w="792"/>
+            <w:tcW w:type="dxa" w:w="1818"/>
             <w:vAlign w:val="center"/>
           </w:tcPr>
           <w:p>
             <w:pPr>
-              <w:spacing w:after="0"/>
+              <w:jc w:val="left"/>
             </w:pPr>
             <w:r>
               <w:rPr>
                 <w:rFonts w:ascii="Times New Roman" w:hAnsi="Times New Roman"/>
-                <w:sz w:val="15"/>
+                <w:sz w:val="13"/>
               </w:rPr>
               <w:t>lpips</w:t>
             </w:r>
@@ -977,17 +984,17 @@
         </w:tc>
         <w:tc>
           <w:tcPr>
-            <w:tcW w:type="dxa" w:w="792"/>
+            <w:tcW w:type="dxa" w:w="1818"/>
             <w:vAlign w:val="center"/>
           </w:tcPr>
           <w:p>
             <w:pPr>
-              <w:spacing w:after="0"/>
+              <w:jc w:val="left"/>
             </w:pPr>
             <w:r>
               <w:rPr>
                 <w:rFonts w:ascii="Times New Roman" w:hAnsi="Times New Roman"/>
-                <w:sz w:val="15"/>
+                <w:sz w:val="13"/>
               </w:rPr>
               <w:t>480</w:t>
             </w:r>
@@ -995,17 +1002,17 @@
         </w:tc>
         <w:tc>
           <w:tcPr>
-            <w:tcW w:type="dxa" w:w="1656"/>
+            <w:tcW w:type="dxa" w:w="1818"/>
             <w:vAlign w:val="center"/>
           </w:tcPr>
           <w:p>
             <w:pPr>
-              <w:spacing w:after="0"/>
+              <w:jc w:val="left"/>
             </w:pPr>
             <w:r>
               <w:rPr>
                 <w:rFonts w:ascii="Times New Roman" w:hAnsi="Times New Roman"/>
-                <w:sz w:val="15"/>
+                <w:sz w:val="13"/>
               </w:rPr>
               <w:t>0.04571</w:t>
             </w:r>
@@ -1013,17 +1020,17 @@
         </w:tc>
         <w:tc>
           <w:tcPr>
-            <w:tcW w:type="dxa" w:w="1512"/>
+            <w:tcW w:type="dxa" w:w="1818"/>
             <w:vAlign w:val="center"/>
           </w:tcPr>
           <w:p>
             <w:pPr>
-              <w:spacing w:after="0"/>
+              <w:jc w:val="left"/>
             </w:pPr>
             <w:r>
               <w:rPr>
                 <w:rFonts w:ascii="Times New Roman" w:hAnsi="Times New Roman"/>
-                <w:sz w:val="15"/>
+                <w:sz w:val="13"/>
               </w:rPr>
               <w:t>0.03513</w:t>
             </w:r>
@@ -1031,17 +1038,17 @@
         </w:tc>
         <w:tc>
           <w:tcPr>
-            <w:tcW w:type="dxa" w:w="1512"/>
+            <w:tcW w:type="dxa" w:w="1818"/>
             <w:vAlign w:val="center"/>
           </w:tcPr>
           <w:p>
             <w:pPr>
-              <w:spacing w:after="0"/>
+              <w:jc w:val="left"/>
             </w:pPr>
             <w:r>
               <w:rPr>
                 <w:rFonts w:ascii="Times New Roman" w:hAnsi="Times New Roman"/>
-                <w:sz w:val="15"/>
+                <w:sz w:val="13"/>
               </w:rPr>
               <w:t>0.05639</w:t>
             </w:r>
@@ -1049,17 +1056,17 @@
         </w:tc>
         <w:tc>
           <w:tcPr>
-            <w:tcW w:type="dxa" w:w="1152"/>
+            <w:tcW w:type="dxa" w:w="1818"/>
             <w:vAlign w:val="center"/>
           </w:tcPr>
           <w:p>
             <w:pPr>
-              <w:spacing w:after="0"/>
+              <w:jc w:val="left"/>
             </w:pPr>
             <w:r>
               <w:rPr>
                 <w:rFonts w:ascii="Times New Roman" w:hAnsi="Times New Roman"/>
-                <w:sz w:val="15"/>
+                <w:sz w:val="13"/>
               </w:rPr>
               <w:t>4.058e-16</w:t>
             </w:r>
@@ -1069,17 +1076,17 @@
       <w:tr>
         <w:tc>
           <w:tcPr>
-            <w:tcW w:type="dxa" w:w="1656"/>
+            <w:tcW w:type="dxa" w:w="1818"/>
             <w:vAlign w:val="center"/>
           </w:tcPr>
           <w:p>
             <w:pPr>
-              <w:spacing w:after="0"/>
+              <w:jc w:val="left"/>
             </w:pPr>
             <w:r>
               <w:rPr>
                 <w:rFonts w:ascii="Times New Roman" w:hAnsi="Times New Roman"/>
-                <w:sz w:val="15"/>
+                <w:sz w:val="13"/>
               </w:rPr>
               <w:t>quality_image_diverse</w:t>
             </w:r>
@@ -1087,17 +1094,17 @@
         </w:tc>
         <w:tc>
           <w:tcPr>
-            <w:tcW w:type="dxa" w:w="1656"/>
+            <w:tcW w:type="dxa" w:w="1818"/>
             <w:vAlign w:val="center"/>
           </w:tcPr>
           <w:p>
             <w:pPr>
-              <w:spacing w:after="0"/>
+              <w:jc w:val="left"/>
             </w:pPr>
             <w:r>
               <w:rPr>
                 <w:rFonts w:ascii="Times New Roman" w:hAnsi="Times New Roman"/>
-                <w:sz w:val="15"/>
+                <w:sz w:val="13"/>
               </w:rPr>
               <w:t>random</w:t>
             </w:r>
@@ -1105,17 +1112,17 @@
         </w:tc>
         <w:tc>
           <w:tcPr>
-            <w:tcW w:type="dxa" w:w="792"/>
+            <w:tcW w:type="dxa" w:w="1818"/>
             <w:vAlign w:val="center"/>
           </w:tcPr>
           <w:p>
             <w:pPr>
-              <w:spacing w:after="0"/>
+              <w:jc w:val="left"/>
             </w:pPr>
             <w:r>
               <w:rPr>
                 <w:rFonts w:ascii="Times New Roman" w:hAnsi="Times New Roman"/>
-                <w:sz w:val="15"/>
+                <w:sz w:val="13"/>
               </w:rPr>
               <w:t>psnr</w:t>
             </w:r>
@@ -1123,17 +1130,17 @@
         </w:tc>
         <w:tc>
           <w:tcPr>
-            <w:tcW w:type="dxa" w:w="792"/>
+            <w:tcW w:type="dxa" w:w="1818"/>
             <w:vAlign w:val="center"/>
           </w:tcPr>
           <w:p>
             <w:pPr>
-              <w:spacing w:after="0"/>
+              <w:jc w:val="left"/>
             </w:pPr>
             <w:r>
               <w:rPr>
                 <w:rFonts w:ascii="Times New Roman" w:hAnsi="Times New Roman"/>
-                <w:sz w:val="15"/>
+                <w:sz w:val="13"/>
               </w:rPr>
               <w:t>480</w:t>
             </w:r>
@@ -1141,17 +1148,17 @@
         </w:tc>
         <w:tc>
           <w:tcPr>
-            <w:tcW w:type="dxa" w:w="1656"/>
+            <w:tcW w:type="dxa" w:w="1818"/>
             <w:vAlign w:val="center"/>
           </w:tcPr>
           <w:p>
             <w:pPr>
-              <w:spacing w:after="0"/>
+              <w:jc w:val="left"/>
             </w:pPr>
             <w:r>
               <w:rPr>
                 <w:rFonts w:ascii="Times New Roman" w:hAnsi="Times New Roman"/>
-                <w:sz w:val="15"/>
+                <w:sz w:val="13"/>
               </w:rPr>
               <w:t>-2.251</w:t>
             </w:r>
@@ -1159,17 +1166,17 @@
         </w:tc>
         <w:tc>
           <w:tcPr>
-            <w:tcW w:type="dxa" w:w="1512"/>
+            <w:tcW w:type="dxa" w:w="1818"/>
             <w:vAlign w:val="center"/>
           </w:tcPr>
           <w:p>
             <w:pPr>
-              <w:spacing w:after="0"/>
+              <w:jc w:val="left"/>
             </w:pPr>
             <w:r>
               <w:rPr>
                 <w:rFonts w:ascii="Times New Roman" w:hAnsi="Times New Roman"/>
-                <w:sz w:val="15"/>
+                <w:sz w:val="13"/>
               </w:rPr>
               <w:t>-2.722</w:t>
             </w:r>
@@ -1177,17 +1184,17 @@
         </w:tc>
         <w:tc>
           <w:tcPr>
-            <w:tcW w:type="dxa" w:w="1512"/>
+            <w:tcW w:type="dxa" w:w="1818"/>
             <w:vAlign w:val="center"/>
           </w:tcPr>
           <w:p>
             <w:pPr>
-              <w:spacing w:after="0"/>
+              <w:jc w:val="left"/>
             </w:pPr>
             <w:r>
               <w:rPr>
                 <w:rFonts w:ascii="Times New Roman" w:hAnsi="Times New Roman"/>
-                <w:sz w:val="15"/>
+                <w:sz w:val="13"/>
               </w:rPr>
               <w:t>-1.795</w:t>
             </w:r>
@@ -1195,17 +1202,17 @@
         </w:tc>
         <w:tc>
           <w:tcPr>
-            <w:tcW w:type="dxa" w:w="1152"/>
+            <w:tcW w:type="dxa" w:w="1818"/>
             <w:vAlign w:val="center"/>
           </w:tcPr>
           <w:p>
             <w:pPr>
-              <w:spacing w:after="0"/>
+              <w:jc w:val="left"/>
             </w:pPr>
             <w:r>
               <w:rPr>
                 <w:rFonts w:ascii="Times New Roman" w:hAnsi="Times New Roman"/>
-                <w:sz w:val="15"/>
+                <w:sz w:val="13"/>
               </w:rPr>
               <w:t>1.032e-18</w:t>
             </w:r>
@@ -1215,17 +1222,17 @@
       <w:tr>
         <w:tc>
           <w:tcPr>
-            <w:tcW w:type="dxa" w:w="1656"/>
+            <w:tcW w:type="dxa" w:w="1818"/>
             <w:vAlign w:val="center"/>
           </w:tcPr>
           <w:p>
             <w:pPr>
-              <w:spacing w:after="0"/>
+              <w:jc w:val="left"/>
             </w:pPr>
             <w:r>
               <w:rPr>
                 <w:rFonts w:ascii="Times New Roman" w:hAnsi="Times New Roman"/>
-                <w:sz w:val="15"/>
+                <w:sz w:val="13"/>
               </w:rPr>
               <w:t>quality_image_diverse</w:t>
             </w:r>
@@ -1233,17 +1240,17 @@
         </w:tc>
         <w:tc>
           <w:tcPr>
-            <w:tcW w:type="dxa" w:w="1656"/>
+            <w:tcW w:type="dxa" w:w="1818"/>
             <w:vAlign w:val="center"/>
           </w:tcPr>
           <w:p>
             <w:pPr>
-              <w:spacing w:after="0"/>
+              <w:jc w:val="left"/>
             </w:pPr>
             <w:r>
               <w:rPr>
                 <w:rFonts w:ascii="Times New Roman" w:hAnsi="Times New Roman"/>
-                <w:sz w:val="15"/>
+                <w:sz w:val="13"/>
               </w:rPr>
               <w:t>random</w:t>
             </w:r>
@@ -1251,17 +1258,17 @@
         </w:tc>
         <w:tc>
           <w:tcPr>
-            <w:tcW w:type="dxa" w:w="792"/>
+            <w:tcW w:type="dxa" w:w="1818"/>
             <w:vAlign w:val="center"/>
           </w:tcPr>
           <w:p>
             <w:pPr>
-              <w:spacing w:after="0"/>
+              <w:jc w:val="left"/>
             </w:pPr>
             <w:r>
               <w:rPr>
                 <w:rFonts w:ascii="Times New Roman" w:hAnsi="Times New Roman"/>
-                <w:sz w:val="15"/>
+                <w:sz w:val="13"/>
               </w:rPr>
               <w:t>ssim</w:t>
             </w:r>
@@ -1269,17 +1276,17 @@
         </w:tc>
         <w:tc>
           <w:tcPr>
-            <w:tcW w:type="dxa" w:w="792"/>
+            <w:tcW w:type="dxa" w:w="1818"/>
             <w:vAlign w:val="center"/>
           </w:tcPr>
           <w:p>
             <w:pPr>
-              <w:spacing w:after="0"/>
+              <w:jc w:val="left"/>
             </w:pPr>
             <w:r>
               <w:rPr>
                 <w:rFonts w:ascii="Times New Roman" w:hAnsi="Times New Roman"/>
-                <w:sz w:val="15"/>
+                <w:sz w:val="13"/>
               </w:rPr>
               <w:t>480</w:t>
             </w:r>
@@ -1287,17 +1294,17 @@
         </w:tc>
         <w:tc>
           <w:tcPr>
-            <w:tcW w:type="dxa" w:w="1656"/>
+            <w:tcW w:type="dxa" w:w="1818"/>
             <w:vAlign w:val="center"/>
           </w:tcPr>
           <w:p>
             <w:pPr>
-              <w:spacing w:after="0"/>
+              <w:jc w:val="left"/>
             </w:pPr>
             <w:r>
               <w:rPr>
                 <w:rFonts w:ascii="Times New Roman" w:hAnsi="Times New Roman"/>
-                <w:sz w:val="15"/>
+                <w:sz w:val="13"/>
               </w:rPr>
               <w:t>-0.07896</w:t>
             </w:r>
@@ -1305,17 +1312,17 @@
         </w:tc>
         <w:tc>
           <w:tcPr>
-            <w:tcW w:type="dxa" w:w="1512"/>
+            <w:tcW w:type="dxa" w:w="1818"/>
             <w:vAlign w:val="center"/>
           </w:tcPr>
           <w:p>
             <w:pPr>
-              <w:spacing w:after="0"/>
+              <w:jc w:val="left"/>
             </w:pPr>
             <w:r>
               <w:rPr>
                 <w:rFonts w:ascii="Times New Roman" w:hAnsi="Times New Roman"/>
-                <w:sz w:val="15"/>
+                <w:sz w:val="13"/>
               </w:rPr>
               <w:t>-0.1008</w:t>
             </w:r>
@@ -1323,17 +1330,17 @@
         </w:tc>
         <w:tc>
           <w:tcPr>
-            <w:tcW w:type="dxa" w:w="1512"/>
+            <w:tcW w:type="dxa" w:w="1818"/>
             <w:vAlign w:val="center"/>
           </w:tcPr>
           <w:p>
             <w:pPr>
-              <w:spacing w:after="0"/>
+              <w:jc w:val="left"/>
             </w:pPr>
             <w:r>
               <w:rPr>
                 <w:rFonts w:ascii="Times New Roman" w:hAnsi="Times New Roman"/>
-                <w:sz w:val="15"/>
+                <w:sz w:val="13"/>
               </w:rPr>
               <w:t>-0.05751</w:t>
             </w:r>
@@ -1341,17 +1348,17 @@
         </w:tc>
         <w:tc>
           <w:tcPr>
-            <w:tcW w:type="dxa" w:w="1152"/>
+            <w:tcW w:type="dxa" w:w="1818"/>
             <w:vAlign w:val="center"/>
           </w:tcPr>
           <w:p>
             <w:pPr>
-              <w:spacing w:after="0"/>
+              <w:jc w:val="left"/>
             </w:pPr>
             <w:r>
               <w:rPr>
                 <w:rFonts w:ascii="Times New Roman" w:hAnsi="Times New Roman"/>
-                <w:sz w:val="15"/>
+                <w:sz w:val="13"/>
               </w:rPr>
               <w:t>6.486e-11</w:t>
             </w:r>
@@ -1361,17 +1368,17 @@
       <w:tr>
         <w:tc>
           <w:tcPr>
-            <w:tcW w:type="dxa" w:w="1656"/>
+            <w:tcW w:type="dxa" w:w="1818"/>
             <w:vAlign w:val="center"/>
           </w:tcPr>
           <w:p>
             <w:pPr>
-              <w:spacing w:after="0"/>
+              <w:jc w:val="left"/>
             </w:pPr>
             <w:r>
               <w:rPr>
                 <w:rFonts w:ascii="Times New Roman" w:hAnsi="Times New Roman"/>
-                <w:sz w:val="15"/>
+                <w:sz w:val="13"/>
               </w:rPr>
               <w:t>quality_image_diverse</w:t>
             </w:r>
@@ -1379,17 +1386,17 @@
         </w:tc>
         <w:tc>
           <w:tcPr>
-            <w:tcW w:type="dxa" w:w="1656"/>
+            <w:tcW w:type="dxa" w:w="1818"/>
             <w:vAlign w:val="center"/>
           </w:tcPr>
           <w:p>
             <w:pPr>
-              <w:spacing w:after="0"/>
+              <w:jc w:val="left"/>
             </w:pPr>
             <w:r>
               <w:rPr>
                 <w:rFonts w:ascii="Times New Roman" w:hAnsi="Times New Roman"/>
-                <w:sz w:val="15"/>
+                <w:sz w:val="13"/>
               </w:rPr>
               <w:t>random</w:t>
             </w:r>
@@ -1397,17 +1404,17 @@
         </w:tc>
         <w:tc>
           <w:tcPr>
-            <w:tcW w:type="dxa" w:w="792"/>
+            <w:tcW w:type="dxa" w:w="1818"/>
             <w:vAlign w:val="center"/>
           </w:tcPr>
           <w:p>
             <w:pPr>
-              <w:spacing w:after="0"/>
+              <w:jc w:val="left"/>
             </w:pPr>
             <w:r>
               <w:rPr>
                 <w:rFonts w:ascii="Times New Roman" w:hAnsi="Times New Roman"/>
-                <w:sz w:val="15"/>
+                <w:sz w:val="13"/>
               </w:rPr>
               <w:t>lpips</w:t>
             </w:r>
@@ -1415,17 +1422,17 @@
         </w:tc>
         <w:tc>
           <w:tcPr>
-            <w:tcW w:type="dxa" w:w="792"/>
+            <w:tcW w:type="dxa" w:w="1818"/>
             <w:vAlign w:val="center"/>
           </w:tcPr>
           <w:p>
             <w:pPr>
-              <w:spacing w:after="0"/>
+              <w:jc w:val="left"/>
             </w:pPr>
             <w:r>
               <w:rPr>
                 <w:rFonts w:ascii="Times New Roman" w:hAnsi="Times New Roman"/>
-                <w:sz w:val="15"/>
+                <w:sz w:val="13"/>
               </w:rPr>
               <w:t>480</w:t>
             </w:r>
@@ -1433,17 +1440,17 @@
         </w:tc>
         <w:tc>
           <w:tcPr>
-            <w:tcW w:type="dxa" w:w="1656"/>
+            <w:tcW w:type="dxa" w:w="1818"/>
             <w:vAlign w:val="center"/>
           </w:tcPr>
           <w:p>
             <w:pPr>
-              <w:spacing w:after="0"/>
+              <w:jc w:val="left"/>
             </w:pPr>
             <w:r>
               <w:rPr>
                 <w:rFonts w:ascii="Times New Roman" w:hAnsi="Times New Roman"/>
-                <w:sz w:val="15"/>
+                <w:sz w:val="13"/>
               </w:rPr>
               <w:t>0.05936</w:t>
             </w:r>
@@ -1451,17 +1458,17 @@
         </w:tc>
         <w:tc>
           <w:tcPr>
-            <w:tcW w:type="dxa" w:w="1512"/>
+            <w:tcW w:type="dxa" w:w="1818"/>
             <w:vAlign w:val="center"/>
           </w:tcPr>
           <w:p>
             <w:pPr>
-              <w:spacing w:after="0"/>
+              <w:jc w:val="left"/>
             </w:pPr>
             <w:r>
               <w:rPr>
                 <w:rFonts w:ascii="Times New Roman" w:hAnsi="Times New Roman"/>
-                <w:sz w:val="15"/>
+                <w:sz w:val="13"/>
               </w:rPr>
               <w:t>0.04386</w:t>
             </w:r>
@@ -1469,17 +1476,17 @@
         </w:tc>
         <w:tc>
           <w:tcPr>
-            <w:tcW w:type="dxa" w:w="1512"/>
+            <w:tcW w:type="dxa" w:w="1818"/>
             <w:vAlign w:val="center"/>
           </w:tcPr>
           <w:p>
             <w:pPr>
-              <w:spacing w:after="0"/>
+              <w:jc w:val="left"/>
             </w:pPr>
             <w:r>
               <w:rPr>
                 <w:rFonts w:ascii="Times New Roman" w:hAnsi="Times New Roman"/>
-                <w:sz w:val="15"/>
+                <w:sz w:val="13"/>
               </w:rPr>
               <w:t>0.07529</w:t>
             </w:r>
@@ -1487,17 +1494,17 @@
         </w:tc>
         <w:tc>
           <w:tcPr>
-            <w:tcW w:type="dxa" w:w="1152"/>
+            <w:tcW w:type="dxa" w:w="1818"/>
             <w:vAlign w:val="center"/>
           </w:tcPr>
           <w:p>
             <w:pPr>
-              <w:spacing w:after="0"/>
+              <w:jc w:val="left"/>
             </w:pPr>
             <w:r>
               <w:rPr>
                 <w:rFonts w:ascii="Times New Roman" w:hAnsi="Times New Roman"/>
-                <w:sz w:val="15"/>
+                <w:sz w:val="13"/>
               </w:rPr>
               <w:t>3.5e-12</w:t>
             </w:r>
@@ -1507,17 +1514,17 @@
       <w:tr>
         <w:tc>
           <w:tcPr>
-            <w:tcW w:type="dxa" w:w="1656"/>
+            <w:tcW w:type="dxa" w:w="1818"/>
             <w:vAlign w:val="center"/>
           </w:tcPr>
           <w:p>
             <w:pPr>
-              <w:spacing w:after="0"/>
+              <w:jc w:val="left"/>
             </w:pPr>
             <w:r>
               <w:rPr>
                 <w:rFonts w:ascii="Times New Roman" w:hAnsi="Times New Roman"/>
-                <w:sz w:val="15"/>
+                <w:sz w:val="13"/>
               </w:rPr>
               <w:t>quality_image_diverse</w:t>
             </w:r>
@@ -1525,17 +1532,17 @@
         </w:tc>
         <w:tc>
           <w:tcPr>
-            <w:tcW w:type="dxa" w:w="1656"/>
+            <w:tcW w:type="dxa" w:w="1818"/>
             <w:vAlign w:val="center"/>
           </w:tcPr>
           <w:p>
             <w:pPr>
-              <w:spacing w:after="0"/>
+              <w:jc w:val="left"/>
             </w:pPr>
             <w:r>
               <w:rPr>
                 <w:rFonts w:ascii="Times New Roman" w:hAnsi="Times New Roman"/>
-                <w:sz w:val="15"/>
+                <w:sz w:val="13"/>
               </w:rPr>
               <w:t>uniform</w:t>
             </w:r>
@@ -1543,17 +1550,17 @@
         </w:tc>
         <w:tc>
           <w:tcPr>
-            <w:tcW w:type="dxa" w:w="792"/>
+            <w:tcW w:type="dxa" w:w="1818"/>
             <w:vAlign w:val="center"/>
           </w:tcPr>
           <w:p>
             <w:pPr>
-              <w:spacing w:after="0"/>
+              <w:jc w:val="left"/>
             </w:pPr>
             <w:r>
               <w:rPr>
                 <w:rFonts w:ascii="Times New Roman" w:hAnsi="Times New Roman"/>
-                <w:sz w:val="15"/>
+                <w:sz w:val="13"/>
               </w:rPr>
               <w:t>psnr</w:t>
             </w:r>
@@ -1561,17 +1568,17 @@
         </w:tc>
         <w:tc>
           <w:tcPr>
-            <w:tcW w:type="dxa" w:w="792"/>
+            <w:tcW w:type="dxa" w:w="1818"/>
             <w:vAlign w:val="center"/>
           </w:tcPr>
           <w:p>
             <w:pPr>
-              <w:spacing w:after="0"/>
+              <w:jc w:val="left"/>
             </w:pPr>
             <w:r>
               <w:rPr>
                 <w:rFonts w:ascii="Times New Roman" w:hAnsi="Times New Roman"/>
-                <w:sz w:val="15"/>
+                <w:sz w:val="13"/>
               </w:rPr>
               <w:t>480</w:t>
             </w:r>
@@ -1579,17 +1586,17 @@
         </w:tc>
         <w:tc>
           <w:tcPr>
-            <w:tcW w:type="dxa" w:w="1656"/>
+            <w:tcW w:type="dxa" w:w="1818"/>
             <w:vAlign w:val="center"/>
           </w:tcPr>
           <w:p>
             <w:pPr>
-              <w:spacing w:after="0"/>
+              <w:jc w:val="left"/>
             </w:pPr>
             <w:r>
               <w:rPr>
                 <w:rFonts w:ascii="Times New Roman" w:hAnsi="Times New Roman"/>
-                <w:sz w:val="15"/>
+                <w:sz w:val="13"/>
               </w:rPr>
               <w:t>-1.84</w:t>
             </w:r>
@@ -1597,17 +1604,17 @@
         </w:tc>
         <w:tc>
           <w:tcPr>
-            <w:tcW w:type="dxa" w:w="1512"/>
+            <w:tcW w:type="dxa" w:w="1818"/>
             <w:vAlign w:val="center"/>
           </w:tcPr>
           <w:p>
             <w:pPr>
-              <w:spacing w:after="0"/>
+              <w:jc w:val="left"/>
             </w:pPr>
             <w:r>
               <w:rPr>
                 <w:rFonts w:ascii="Times New Roman" w:hAnsi="Times New Roman"/>
-                <w:sz w:val="15"/>
+                <w:sz w:val="13"/>
               </w:rPr>
               <w:t>-2.249</w:t>
             </w:r>
@@ -1615,17 +1622,17 @@
         </w:tc>
         <w:tc>
           <w:tcPr>
-            <w:tcW w:type="dxa" w:w="1512"/>
+            <w:tcW w:type="dxa" w:w="1818"/>
             <w:vAlign w:val="center"/>
           </w:tcPr>
           <w:p>
             <w:pPr>
-              <w:spacing w:after="0"/>
+              <w:jc w:val="left"/>
             </w:pPr>
             <w:r>
               <w:rPr>
                 <w:rFonts w:ascii="Times New Roman" w:hAnsi="Times New Roman"/>
-                <w:sz w:val="15"/>
+                <w:sz w:val="13"/>
               </w:rPr>
               <w:t>-1.443</w:t>
             </w:r>
@@ -1633,17 +1640,17 @@
         </w:tc>
         <w:tc>
           <w:tcPr>
-            <w:tcW w:type="dxa" w:w="1152"/>
+            <w:tcW w:type="dxa" w:w="1818"/>
             <w:vAlign w:val="center"/>
           </w:tcPr>
           <w:p>
             <w:pPr>
-              <w:spacing w:after="0"/>
+              <w:jc w:val="left"/>
             </w:pPr>
             <w:r>
               <w:rPr>
                 <w:rFonts w:ascii="Times New Roman" w:hAnsi="Times New Roman"/>
-                <w:sz w:val="15"/>
+                <w:sz w:val="13"/>
               </w:rPr>
               <w:t>5.082e-19</w:t>
             </w:r>
@@ -1653,17 +1660,17 @@
       <w:tr>
         <w:tc>
           <w:tcPr>
-            <w:tcW w:type="dxa" w:w="1656"/>
+            <w:tcW w:type="dxa" w:w="1818"/>
             <w:vAlign w:val="center"/>
           </w:tcPr>
           <w:p>
             <w:pPr>
-              <w:spacing w:after="0"/>
+              <w:jc w:val="left"/>
             </w:pPr>
             <w:r>
               <w:rPr>
                 <w:rFonts w:ascii="Times New Roman" w:hAnsi="Times New Roman"/>
-                <w:sz w:val="15"/>
+                <w:sz w:val="13"/>
               </w:rPr>
               <w:t>quality_image_diverse</w:t>
             </w:r>
@@ -1671,17 +1678,17 @@
         </w:tc>
         <w:tc>
           <w:tcPr>
-            <w:tcW w:type="dxa" w:w="1656"/>
+            <w:tcW w:type="dxa" w:w="1818"/>
             <w:vAlign w:val="center"/>
           </w:tcPr>
           <w:p>
             <w:pPr>
-              <w:spacing w:after="0"/>
+              <w:jc w:val="left"/>
             </w:pPr>
             <w:r>
               <w:rPr>
                 <w:rFonts w:ascii="Times New Roman" w:hAnsi="Times New Roman"/>
-                <w:sz w:val="15"/>
+                <w:sz w:val="13"/>
               </w:rPr>
               <w:t>uniform</w:t>
             </w:r>
@@ -1689,17 +1696,17 @@
         </w:tc>
         <w:tc>
           <w:tcPr>
-            <w:tcW w:type="dxa" w:w="792"/>
+            <w:tcW w:type="dxa" w:w="1818"/>
             <w:vAlign w:val="center"/>
           </w:tcPr>
           <w:p>
             <w:pPr>
-              <w:spacing w:after="0"/>
+              <w:jc w:val="left"/>
             </w:pPr>
             <w:r>
               <w:rPr>
                 <w:rFonts w:ascii="Times New Roman" w:hAnsi="Times New Roman"/>
-                <w:sz w:val="15"/>
+                <w:sz w:val="13"/>
               </w:rPr>
               <w:t>ssim</w:t>
             </w:r>
@@ -1707,17 +1714,17 @@
         </w:tc>
         <w:tc>
           <w:tcPr>
-            <w:tcW w:type="dxa" w:w="792"/>
+            <w:tcW w:type="dxa" w:w="1818"/>
             <w:vAlign w:val="center"/>
           </w:tcPr>
           <w:p>
             <w:pPr>
-              <w:spacing w:after="0"/>
+              <w:jc w:val="left"/>
             </w:pPr>
             <w:r>
               <w:rPr>
                 <w:rFonts w:ascii="Times New Roman" w:hAnsi="Times New Roman"/>
-                <w:sz w:val="15"/>
+                <w:sz w:val="13"/>
               </w:rPr>
               <w:t>480</w:t>
             </w:r>
@@ -1725,17 +1732,17 @@
         </w:tc>
         <w:tc>
           <w:tcPr>
-            <w:tcW w:type="dxa" w:w="1656"/>
+            <w:tcW w:type="dxa" w:w="1818"/>
             <w:vAlign w:val="center"/>
           </w:tcPr>
           <w:p>
             <w:pPr>
-              <w:spacing w:after="0"/>
+              <w:jc w:val="left"/>
             </w:pPr>
             <w:r>
               <w:rPr>
                 <w:rFonts w:ascii="Times New Roman" w:hAnsi="Times New Roman"/>
-                <w:sz w:val="15"/>
+                <w:sz w:val="13"/>
               </w:rPr>
               <w:t>-0.07539</w:t>
             </w:r>
@@ -1743,17 +1750,17 @@
         </w:tc>
         <w:tc>
           <w:tcPr>
-            <w:tcW w:type="dxa" w:w="1512"/>
+            <w:tcW w:type="dxa" w:w="1818"/>
             <w:vAlign w:val="center"/>
           </w:tcPr>
           <w:p>
             <w:pPr>
-              <w:spacing w:after="0"/>
+              <w:jc w:val="left"/>
             </w:pPr>
             <w:r>
               <w:rPr>
                 <w:rFonts w:ascii="Times New Roman" w:hAnsi="Times New Roman"/>
-                <w:sz w:val="15"/>
+                <w:sz w:val="13"/>
               </w:rPr>
               <w:t>-0.09471</w:t>
             </w:r>
@@ -1761,17 +1768,17 @@
         </w:tc>
         <w:tc>
           <w:tcPr>
-            <w:tcW w:type="dxa" w:w="1512"/>
+            <w:tcW w:type="dxa" w:w="1818"/>
             <w:vAlign w:val="center"/>
           </w:tcPr>
           <w:p>
             <w:pPr>
-              <w:spacing w:after="0"/>
+              <w:jc w:val="left"/>
             </w:pPr>
             <w:r>
               <w:rPr>
                 <w:rFonts w:ascii="Times New Roman" w:hAnsi="Times New Roman"/>
-                <w:sz w:val="15"/>
+                <w:sz w:val="13"/>
               </w:rPr>
               <w:t>-0.05565</w:t>
             </w:r>
@@ -1779,17 +1786,17 @@
         </w:tc>
         <w:tc>
           <w:tcPr>
-            <w:tcW w:type="dxa" w:w="1152"/>
+            <w:tcW w:type="dxa" w:w="1818"/>
             <w:vAlign w:val="center"/>
           </w:tcPr>
           <w:p>
             <w:pPr>
-              <w:spacing w:after="0"/>
+              <w:jc w:val="left"/>
             </w:pPr>
             <w:r>
               <w:rPr>
                 <w:rFonts w:ascii="Times New Roman" w:hAnsi="Times New Roman"/>
-                <w:sz w:val="15"/>
+                <w:sz w:val="13"/>
               </w:rPr>
               <w:t>5.412e-12</w:t>
             </w:r>
@@ -1799,17 +1806,17 @@
       <w:tr>
         <w:tc>
           <w:tcPr>
-            <w:tcW w:type="dxa" w:w="1656"/>
+            <w:tcW w:type="dxa" w:w="1818"/>
             <w:vAlign w:val="center"/>
           </w:tcPr>
           <w:p>
             <w:pPr>
-              <w:spacing w:after="0"/>
+              <w:jc w:val="left"/>
             </w:pPr>
             <w:r>
               <w:rPr>
                 <w:rFonts w:ascii="Times New Roman" w:hAnsi="Times New Roman"/>
-                <w:sz w:val="15"/>
+                <w:sz w:val="13"/>
               </w:rPr>
               <w:t>quality_image_diverse</w:t>
             </w:r>
@@ -1817,17 +1824,17 @@
         </w:tc>
         <w:tc>
           <w:tcPr>
-            <w:tcW w:type="dxa" w:w="1656"/>
+            <w:tcW w:type="dxa" w:w="1818"/>
             <w:vAlign w:val="center"/>
           </w:tcPr>
           <w:p>
             <w:pPr>
-              <w:spacing w:after="0"/>
+              <w:jc w:val="left"/>
             </w:pPr>
             <w:r>
               <w:rPr>
                 <w:rFonts w:ascii="Times New Roman" w:hAnsi="Times New Roman"/>
-                <w:sz w:val="15"/>
+                <w:sz w:val="13"/>
               </w:rPr>
               <w:t>uniform</w:t>
             </w:r>
@@ -1835,17 +1842,17 @@
         </w:tc>
         <w:tc>
           <w:tcPr>
-            <w:tcW w:type="dxa" w:w="792"/>
+            <w:tcW w:type="dxa" w:w="1818"/>
             <w:vAlign w:val="center"/>
           </w:tcPr>
           <w:p>
             <w:pPr>
-              <w:spacing w:after="0"/>
+              <w:jc w:val="left"/>
             </w:pPr>
             <w:r>
               <w:rPr>
                 <w:rFonts w:ascii="Times New Roman" w:hAnsi="Times New Roman"/>
-                <w:sz w:val="15"/>
+                <w:sz w:val="13"/>
               </w:rPr>
               <w:t>lpips</w:t>
             </w:r>
@@ -1853,17 +1860,17 @@
         </w:tc>
         <w:tc>
           <w:tcPr>
-            <w:tcW w:type="dxa" w:w="792"/>
+            <w:tcW w:type="dxa" w:w="1818"/>
             <w:vAlign w:val="center"/>
           </w:tcPr>
           <w:p>
             <w:pPr>
-              <w:spacing w:after="0"/>
+              <w:jc w:val="left"/>
             </w:pPr>
             <w:r>
               <w:rPr>
                 <w:rFonts w:ascii="Times New Roman" w:hAnsi="Times New Roman"/>
-                <w:sz w:val="15"/>
+                <w:sz w:val="13"/>
               </w:rPr>
               <w:t>480</w:t>
             </w:r>
@@ -1871,17 +1878,17 @@
         </w:tc>
         <w:tc>
           <w:tcPr>
-            <w:tcW w:type="dxa" w:w="1656"/>
+            <w:tcW w:type="dxa" w:w="1818"/>
             <w:vAlign w:val="center"/>
           </w:tcPr>
           <w:p>
             <w:pPr>
-              <w:spacing w:after="0"/>
+              <w:jc w:val="left"/>
             </w:pPr>
             <w:r>
               <w:rPr>
                 <w:rFonts w:ascii="Times New Roman" w:hAnsi="Times New Roman"/>
-                <w:sz w:val="15"/>
+                <w:sz w:val="13"/>
               </w:rPr>
               <w:t>0.04872</w:t>
             </w:r>
@@ -1889,17 +1896,17 @@
         </w:tc>
         <w:tc>
           <w:tcPr>
-            <w:tcW w:type="dxa" w:w="1512"/>
+            <w:tcW w:type="dxa" w:w="1818"/>
             <w:vAlign w:val="center"/>
           </w:tcPr>
           <w:p>
             <w:pPr>
-              <w:spacing w:after="0"/>
+              <w:jc w:val="left"/>
             </w:pPr>
             <w:r>
               <w:rPr>
                 <w:rFonts w:ascii="Times New Roman" w:hAnsi="Times New Roman"/>
-                <w:sz w:val="15"/>
+                <w:sz w:val="13"/>
               </w:rPr>
               <w:t>0.03489</w:t>
             </w:r>
@@ -1907,17 +1914,17 @@
         </w:tc>
         <w:tc>
           <w:tcPr>
-            <w:tcW w:type="dxa" w:w="1512"/>
+            <w:tcW w:type="dxa" w:w="1818"/>
             <w:vAlign w:val="center"/>
           </w:tcPr>
           <w:p>
             <w:pPr>
-              <w:spacing w:after="0"/>
+              <w:jc w:val="left"/>
             </w:pPr>
             <w:r>
               <w:rPr>
                 <w:rFonts w:ascii="Times New Roman" w:hAnsi="Times New Roman"/>
-                <w:sz w:val="15"/>
+                <w:sz w:val="13"/>
               </w:rPr>
               <w:t>0.06255</w:t>
             </w:r>
@@ -1925,17 +1932,17 @@
         </w:tc>
         <w:tc>
           <w:tcPr>
-            <w:tcW w:type="dxa" w:w="1152"/>
+            <w:tcW w:type="dxa" w:w="1818"/>
             <w:vAlign w:val="center"/>
           </w:tcPr>
           <w:p>
             <w:pPr>
-              <w:spacing w:after="0"/>
+              <w:jc w:val="left"/>
             </w:pPr>
             <w:r>
               <w:rPr>
                 <w:rFonts w:ascii="Times New Roman" w:hAnsi="Times New Roman"/>
-                <w:sz w:val="15"/>
+                <w:sz w:val="13"/>
               </w:rPr>
               <w:t>1.693e-10</w:t>
             </w:r>
@@ -2316,10 +2323,6 @@
     <w:name w:val="Normal"/>
     <w:qFormat/>
     <w:rsid w:val="00FC693F"/>
-    <w:rPr>
-      <w:rFonts w:ascii="Times New Roman" w:hAnsi="Times New Roman" w:eastAsia="Times New Roman"/>
-      <w:sz w:val="16"/>
-    </w:rPr>
   </w:style>
   <w:style w:type="paragraph" w:styleId="Header">
     <w:name w:val="header"/>
@@ -2669,11 +2672,11 @@
       <w:contextualSpacing/>
     </w:pPr>
     <w:rPr>
-      <w:rFonts w:asciiTheme="majorHAnsi" w:eastAsiaTheme="majorEastAsia" w:hAnsiTheme="majorHAnsi" w:cstheme="majorBidi" w:ascii="Times New Roman" w:hAnsi="Times New Roman" w:eastAsia="Times New Roman"/>
+      <w:rFonts w:asciiTheme="majorHAnsi" w:eastAsiaTheme="majorEastAsia" w:hAnsiTheme="majorHAnsi" w:cstheme="majorBidi"/>
       <w:color w:val="17365D" w:themeColor="text2" w:themeShade="BF"/>
       <w:spacing w:val="5"/>
       <w:kern w:val="28"/>
-      <w:sz w:val="32"/>
+      <w:sz w:val="52"/>
       <w:szCs w:val="52"/>
     </w:rPr>
   </w:style>
